--- a/t33_s3.docx
+++ b/t33_s3.docx
@@ -3,2348 +3,998 @@
 <w:document xmlns:wpc="http://schemas.microsoft.com/office/word/2010/wordprocessingCanvas" xmlns:mo="http://schemas.microsoft.com/office/mac/office/2008/main" xmlns:mc="http://schemas.openxmlformats.org/markup-compatibility/2006" xmlns:mv="urn:schemas-microsoft-com:mac:vml" xmlns:o="urn:schemas-microsoft-com:office:office" xmlns:r="http://schemas.openxmlformats.org/officeDocument/2006/relationships" xmlns:m="http://schemas.openxmlformats.org/officeDocument/2006/math" xmlns:v="urn:schemas-microsoft-com:vml" xmlns:wp14="http://schemas.microsoft.com/office/word/2010/wordprocessingDrawing" xmlns:wp="http://schemas.openxmlformats.org/drawingml/2006/wordprocessingDrawing" xmlns:w10="urn:schemas-microsoft-com:office:word" xmlns:w="http://schemas.openxmlformats.org/wordprocessingml/2006/main" xmlns:w14="http://schemas.microsoft.com/office/word/2010/wordml" xmlns:wpg="http://schemas.microsoft.com/office/word/2010/wordprocessingGroup" xmlns:wpi="http://schemas.microsoft.com/office/word/2010/wordprocessingInk" xmlns:wne="http://schemas.microsoft.com/office/word/2006/wordml" xmlns:wps="http://schemas.microsoft.com/office/word/2010/wordprocessingShape" mc:Ignorable="w14 wp14">
   <w:body>
     <w:p>
-      <w:pPr>
-        <w:spacing w:after="40" w:before="120"/>
-      </w:pPr>
       <w:r>
-        <w:rPr>
-          <w:b w:val="0"/>
-          <w:i w:val="0"/>
-          <w:sz w:val="22"/>
-        </w:rPr>
-        <w:t>Question: A client with immune thrombocytopenia (ITP) has a platelet count of 30,000/mm3 and petechiae. Which nursing action is most important?</w:t>
+        <w:t xml:space="preserve">Question: A client with a diagnosis of pulmonary embolism is receiving heparin. The nurse should monitor for which sign of bleeding?</w:t>
       </w:r>
     </w:p>
     <w:p>
-      <w:pPr>
-        <w:spacing w:after="0" w:before="0"/>
-      </w:pPr>
       <w:r>
-        <w:rPr>
-          <w:b w:val="0"/>
-          <w:i w:val="0"/>
-          <w:sz w:val="22"/>
-        </w:rPr>
-        <w:t>(a) Avoid intramuscular injections and use soft-bristle toothbrush</w:t>
+        <w:t xml:space="preserve">(a) Blood in the urine or stools</w:t>
       </w:r>
     </w:p>
     <w:p>
-      <w:pPr>
-        <w:spacing w:after="0" w:before="0"/>
-      </w:pPr>
       <w:r>
-        <w:rPr>
-          <w:b w:val="0"/>
-          <w:i w:val="0"/>
-          <w:sz w:val="22"/>
-        </w:rPr>
-        <w:t>(b) Encourage vigorous physical activity to improve circulation</w:t>
+        <w:t xml:space="preserve">(b) Increased energy</w:t>
       </w:r>
     </w:p>
     <w:p>
-      <w:pPr>
-        <w:spacing w:after="0" w:before="0"/>
-      </w:pPr>
       <w:r>
-        <w:rPr>
-          <w:b w:val="0"/>
-          <w:i w:val="0"/>
-          <w:sz w:val="22"/>
-        </w:rPr>
-        <w:t>(c) Administer aspirin for headache</w:t>
+        <w:t xml:space="preserve">(c) Improved oxygenation</w:t>
       </w:r>
     </w:p>
     <w:p>
-      <w:pPr>
-        <w:spacing w:after="0" w:before="0"/>
-      </w:pPr>
       <w:r>
-        <w:rPr>
-          <w:b w:val="0"/>
-          <w:i w:val="0"/>
-          <w:sz w:val="22"/>
-        </w:rPr>
-        <w:t>(d) Apply firm pressure only if bleeding occurs</w:t>
+        <w:t xml:space="preserve">(d) Normal platelet count</w:t>
       </w:r>
     </w:p>
     <w:p>
-      <w:pPr>
-        <w:spacing w:after="0" w:before="40"/>
-      </w:pPr>
       <w:r>
-        <w:rPr>
-          <w:b/>
-          <w:i w:val="0"/>
-          <w:sz w:val="22"/>
-        </w:rPr>
-        <w:t>Answer: a</w:t>
+        <w:t xml:space="preserve">Answer: a</w:t>
       </w:r>
     </w:p>
     <w:p>
-      <w:pPr>
-        <w:spacing w:after="0" w:before="0"/>
-      </w:pPr>
       <w:r>
-        <w:rPr>
-          <w:b w:val="0"/>
-          <w:i w:val="0"/>
-          <w:sz w:val="21"/>
-        </w:rPr>
-        <w:t>Solution: With severe thrombocytopenia, measures that cause bleeding are avoided: no IM injections, soft toothbrush, no aspirin/NSAIDs, and gentle handling. Even minor trauma can cause significant hemorrhage.</w:t>
+        <w:t xml:space="preserve">Solution: Anticoagulation with heparin increases bleeding risk; the nurse monitors for hematuria, melena, bleeding gums, and bruising. The aPTT is kept in the therapeutic range.</w:t>
       </w:r>
     </w:p>
     <w:p>
-      <w:pPr>
-        <w:spacing w:after="0" w:before="0"/>
-      </w:pPr>
       <w:r>
-        <w:rPr>
-          <w:b w:val="0"/>
-          <w:i w:val="0"/>
-          <w:sz w:val="20"/>
-        </w:rPr>
-        <w:t>Positive Marks: 1</w:t>
+        <w:t xml:space="preserve">Positive Marks: 1</w:t>
       </w:r>
     </w:p>
     <w:p>
-      <w:pPr>
-        <w:spacing w:after="160" w:before="0"/>
-      </w:pPr>
       <w:r>
-        <w:rPr>
-          <w:b w:val="0"/>
-          <w:i w:val="0"/>
-          <w:sz w:val="20"/>
-        </w:rPr>
-        <w:t>Negative Marks: 0.25</w:t>
+        <w:t xml:space="preserve">Negative Marks: 0.25</w:t>
       </w:r>
     </w:p>
     <w:p>
-      <w:pPr>
-        <w:spacing w:after="40" w:before="120"/>
-      </w:pPr>
       <w:r>
-        <w:rPr>
-          <w:b w:val="0"/>
-          <w:i w:val="0"/>
-          <w:sz w:val="22"/>
-        </w:rPr>
-        <w:t>Question: Which instruction is essential for a client with hemophilia A?</w:t>
+        <w:t xml:space="preserve"/>
       </w:r>
     </w:p>
     <w:p>
-      <w:pPr>
-        <w:spacing w:after="0" w:before="0"/>
-      </w:pPr>
       <w:r>
-        <w:rPr>
-          <w:b w:val="0"/>
-          <w:i w:val="0"/>
-          <w:sz w:val="22"/>
-        </w:rPr>
-        <w:t>(a) Avoid aspirin and NSAIDs; report any unusual bleeding promptly</w:t>
+        <w:t xml:space="preserve">Question: A nurse is caring for a client with a diagnosis of increased intracranial pressure. Which intervention is appropriate?</w:t>
       </w:r>
     </w:p>
     <w:p>
-      <w:pPr>
-        <w:spacing w:after="0" w:before="0"/>
-      </w:pPr>
       <w:r>
-        <w:rPr>
-          <w:b w:val="0"/>
-          <w:i w:val="0"/>
-          <w:sz w:val="22"/>
-        </w:rPr>
-        <w:t>(b) Take aspirin daily to prevent clot formation</w:t>
+        <w:t xml:space="preserve">(a) Keep the head in a neutral, midline position</w:t>
       </w:r>
     </w:p>
     <w:p>
-      <w:pPr>
-        <w:spacing w:after="0" w:before="0"/>
-      </w:pPr>
       <w:r>
-        <w:rPr>
-          <w:b w:val="0"/>
-          <w:i w:val="0"/>
-          <w:sz w:val="22"/>
-        </w:rPr>
-        <w:t>(c) Avoid all forms of exercise permanently</w:t>
+        <w:t xml:space="preserve">(b) Flex the neck forward</w:t>
       </w:r>
     </w:p>
     <w:p>
-      <w:pPr>
-        <w:spacing w:after="0" w:before="0"/>
-      </w:pPr>
       <w:r>
-        <w:rPr>
-          <w:b w:val="0"/>
-          <w:i w:val="0"/>
-          <w:sz w:val="22"/>
-        </w:rPr>
-        <w:t>(d) Use a hard-bristle toothbrush for cleaning</w:t>
+        <w:t xml:space="preserve">(c) Place the client in Trendelenburg</w:t>
       </w:r>
     </w:p>
     <w:p>
-      <w:pPr>
-        <w:spacing w:after="0" w:before="40"/>
-      </w:pPr>
       <w:r>
-        <w:rPr>
-          <w:b/>
-          <w:i w:val="0"/>
-          <w:sz w:val="22"/>
-        </w:rPr>
-        <w:t>Answer: a</w:t>
+        <w:t xml:space="preserve">(d) Encourage coughing and sneezing</w:t>
       </w:r>
     </w:p>
     <w:p>
-      <w:pPr>
-        <w:spacing w:after="0" w:before="0"/>
-      </w:pPr>
       <w:r>
-        <w:rPr>
-          <w:b w:val="0"/>
-          <w:i w:val="0"/>
-          <w:sz w:val="21"/>
-        </w:rPr>
-        <w:t>Solution: Hemophilia A is a factor VIII deficiency causing bleeding; aspirin and NSAIDs impair platelet function and must be avoided, along with IM injections and contact sports. Prompt reporting of bleeding allows early factor replacement.</w:t>
+        <w:t xml:space="preserve">Answer: a</w:t>
       </w:r>
     </w:p>
     <w:p>
-      <w:pPr>
-        <w:spacing w:after="0" w:before="0"/>
-      </w:pPr>
       <w:r>
-        <w:rPr>
-          <w:b w:val="0"/>
-          <w:i w:val="0"/>
-          <w:sz w:val="20"/>
-        </w:rPr>
-        <w:t>Positive Marks: 1</w:t>
+        <w:t xml:space="preserve">Solution: Neutral head position promotes venous drainage from the brain, lowering ICP. Neck flexion, Trendelenburg, and coughing raise ICP.</w:t>
       </w:r>
     </w:p>
     <w:p>
-      <w:pPr>
-        <w:spacing w:after="160" w:before="0"/>
-      </w:pPr>
       <w:r>
-        <w:rPr>
-          <w:b w:val="0"/>
-          <w:i w:val="0"/>
-          <w:sz w:val="20"/>
-        </w:rPr>
-        <w:t>Negative Marks: 0.25</w:t>
+        <w:t xml:space="preserve">Positive Marks: 1</w:t>
       </w:r>
     </w:p>
     <w:p>
-      <w:pPr>
-        <w:spacing w:after="40" w:before="120"/>
-      </w:pPr>
       <w:r>
-        <w:rPr>
-          <w:b w:val="0"/>
-          <w:i w:val="0"/>
-          <w:sz w:val="22"/>
-        </w:rPr>
-        <w:t>Question: Which instruction is correct for a client with diabetes regarding daily foot care?</w:t>
+        <w:t xml:space="preserve">Negative Marks: 0.25</w:t>
       </w:r>
     </w:p>
     <w:p>
-      <w:pPr>
-        <w:spacing w:after="0" w:before="0"/>
-      </w:pPr>
       <w:r>
-        <w:rPr>
-          <w:b w:val="0"/>
-          <w:i w:val="0"/>
-          <w:sz w:val="22"/>
-        </w:rPr>
-        <w:t>(a) Inspect both feet daily, dry carefully between toes, and never walk barefoot</w:t>
+        <w:t xml:space="preserve"/>
       </w:r>
     </w:p>
     <w:p>
-      <w:pPr>
-        <w:spacing w:after="0" w:before="0"/>
-      </w:pPr>
       <w:r>
-        <w:rPr>
-          <w:b w:val="0"/>
-          <w:i w:val="0"/>
-          <w:sz w:val="22"/>
-        </w:rPr>
-        <w:t>(b) Soak the feet in hot water for 20 minutes daily</w:t>
+        <w:t xml:space="preserve">Question: A client with a diagnosis of cirrhosis is prescribed lactulose. The nurse understands that the purpose of lactulose is to:</w:t>
       </w:r>
     </w:p>
     <w:p>
-      <w:pPr>
-        <w:spacing w:after="0" w:before="0"/>
-      </w:pPr>
       <w:r>
-        <w:rPr>
-          <w:b w:val="0"/>
-          <w:i w:val="0"/>
-          <w:sz w:val="22"/>
-        </w:rPr>
-        <w:t>(c) Trim toenails by cutting straight across the corners deep</w:t>
+        <w:t xml:space="preserve">(a) Reduce ammonia levels by promoting its excretion</w:t>
       </w:r>
     </w:p>
     <w:p>
-      <w:pPr>
-        <w:spacing w:after="0" w:before="0"/>
-      </w:pPr>
       <w:r>
-        <w:rPr>
-          <w:b w:val="0"/>
-          <w:i w:val="0"/>
-          <w:sz w:val="22"/>
-        </w:rPr>
-        <w:t>(d) Apply heat to numb the feet</w:t>
+        <w:t xml:space="preserve">(b) Increase protein absorption</w:t>
       </w:r>
     </w:p>
     <w:p>
-      <w:pPr>
-        <w:spacing w:after="0" w:before="40"/>
-      </w:pPr>
       <w:r>
-        <w:rPr>
-          <w:b/>
-          <w:i w:val="0"/>
-          <w:sz w:val="22"/>
-        </w:rPr>
-        <w:t>Answer: a</w:t>
+        <w:t xml:space="preserve">(c) Treat constipation only</w:t>
       </w:r>
     </w:p>
     <w:p>
-      <w:pPr>
-        <w:spacing w:after="0" w:before="0"/>
-      </w:pPr>
       <w:r>
-        <w:rPr>
-          <w:b w:val="0"/>
-          <w:i w:val="0"/>
-          <w:sz w:val="21"/>
-        </w:rPr>
-        <w:t>Solution: Daily foot inspection, gentle drying (especially between toes), wearing shoes, and avoiding hot water and trimming nails into the corners prevent ulcers and amputations. Soaking and heat increase injury risk in neuropathic feet.</w:t>
+        <w:t xml:space="preserve">(d) Prevent infection</w:t>
       </w:r>
     </w:p>
     <w:p>
-      <w:pPr>
-        <w:spacing w:after="0" w:before="0"/>
-      </w:pPr>
       <w:r>
-        <w:rPr>
-          <w:b w:val="0"/>
-          <w:i w:val="0"/>
-          <w:sz w:val="20"/>
-        </w:rPr>
-        <w:t>Positive Marks: 1</w:t>
+        <w:t xml:space="preserve">Answer: a</w:t>
       </w:r>
     </w:p>
     <w:p>
-      <w:pPr>
-        <w:spacing w:after="160" w:before="0"/>
-      </w:pPr>
       <w:r>
-        <w:rPr>
-          <w:b w:val="0"/>
-          <w:i w:val="0"/>
-          <w:sz w:val="20"/>
-        </w:rPr>
-        <w:t>Negative Marks: 0.25</w:t>
+        <w:t xml:space="preserve">Solution: Lactulose acidifies the colon and traps ammonia, promoting its excretion in stool — treating and preventing hepatic encephalopathy. It also acts as a laxative.</w:t>
       </w:r>
     </w:p>
     <w:p>
-      <w:pPr>
-        <w:spacing w:after="40" w:before="120"/>
-      </w:pPr>
       <w:r>
-        <w:rPr>
-          <w:b w:val="0"/>
-          <w:i w:val="0"/>
-          <w:sz w:val="22"/>
-        </w:rPr>
-        <w:t>Question: A client with type 1 diabetes has a respiratory infection and poor appetite. Which instruction is correct for sick-day management?</w:t>
+        <w:t xml:space="preserve">Positive Marks: 1</w:t>
       </w:r>
     </w:p>
     <w:p>
-      <w:pPr>
-        <w:spacing w:after="0" w:before="0"/>
-      </w:pPr>
       <w:r>
-        <w:rPr>
-          <w:b w:val="0"/>
-          <w:i w:val="0"/>
-          <w:sz w:val="22"/>
-        </w:rPr>
-        <w:t>(a) Never skip insulin, check blood glucose and urine ketones more often, and stay hydrated</w:t>
+        <w:t xml:space="preserve">Negative Marks: 0.25</w:t>
       </w:r>
     </w:p>
     <w:p>
-      <w:pPr>
-        <w:spacing w:after="0" w:before="0"/>
-      </w:pPr>
       <w:r>
-        <w:rPr>
-          <w:b w:val="0"/>
-          <w:i w:val="0"/>
-          <w:sz w:val="22"/>
-        </w:rPr>
-        <w:t>(b) Stop insulin until eating normally again</w:t>
+        <w:t xml:space="preserve"/>
       </w:r>
     </w:p>
     <w:p>
-      <w:pPr>
-        <w:spacing w:after="0" w:before="0"/>
-      </w:pPr>
       <w:r>
-        <w:rPr>
-          <w:b w:val="0"/>
-          <w:i w:val="0"/>
-          <w:sz w:val="22"/>
-        </w:rPr>
-        <w:t>(c) Drink only clear water and avoid all food</w:t>
+        <w:t xml:space="preserve">Question: A client is admitted with a diagnosis of acute pancreatitis. Which assessment finding indicates a poor prognosis?</w:t>
       </w:r>
     </w:p>
     <w:p>
-      <w:pPr>
-        <w:spacing w:after="0" w:before="0"/>
-      </w:pPr>
       <w:r>
-        <w:rPr>
-          <w:b w:val="0"/>
-          <w:i w:val="0"/>
-          <w:sz w:val="22"/>
-        </w:rPr>
-        <w:t>(d) Take extra doses of oral hypoglycemics</w:t>
+        <w:t xml:space="preserve">(a) Serum calcium of 6.8 mg/dL</w:t>
       </w:r>
     </w:p>
     <w:p>
-      <w:pPr>
-        <w:spacing w:after="0" w:before="40"/>
-      </w:pPr>
       <w:r>
-        <w:rPr>
-          <w:b/>
-          <w:i w:val="0"/>
-          <w:sz w:val="22"/>
-        </w:rPr>
-        <w:t>Answer: a</w:t>
+        <w:t xml:space="preserve">(b) Serum amylase elevation</w:t>
       </w:r>
     </w:p>
     <w:p>
-      <w:pPr>
-        <w:spacing w:after="0" w:before="0"/>
-      </w:pPr>
       <w:r>
-        <w:rPr>
-          <w:b w:val="0"/>
-          <w:i w:val="0"/>
-          <w:sz w:val="21"/>
-        </w:rPr>
-        <w:t>Solution: During illness, insulin must never be withheld (the stress response raises glucose), and glucose and ketones are monitored frequently with adequate fluid and carbohydrate intake. Skipping insulin risks DKA.</w:t>
+        <w:t xml:space="preserve">(c) Mild abdominal pain</w:t>
       </w:r>
     </w:p>
     <w:p>
-      <w:pPr>
-        <w:spacing w:after="0" w:before="0"/>
-      </w:pPr>
       <w:r>
-        <w:rPr>
-          <w:b w:val="0"/>
-          <w:i w:val="0"/>
-          <w:sz w:val="20"/>
-        </w:rPr>
-        <w:t>Positive Marks: 1</w:t>
+        <w:t xml:space="preserve">(d) Normal blood glucose</w:t>
       </w:r>
     </w:p>
     <w:p>
-      <w:pPr>
-        <w:spacing w:after="160" w:before="0"/>
-      </w:pPr>
       <w:r>
-        <w:rPr>
-          <w:b w:val="0"/>
-          <w:i w:val="0"/>
-          <w:sz w:val="20"/>
-        </w:rPr>
-        <w:t>Negative Marks: 0.25</w:t>
+        <w:t xml:space="preserve">Answer: a</w:t>
       </w:r>
     </w:p>
     <w:p>
-      <w:pPr>
-        <w:spacing w:after="40" w:before="120"/>
-      </w:pPr>
       <w:r>
-        <w:rPr>
-          <w:b w:val="0"/>
-          <w:i w:val="0"/>
-          <w:sz w:val="22"/>
-        </w:rPr>
-        <w:t>Question: A client with COPD wakes each morning with a headache and feels confused. Which complication should the nurse suspect?</w:t>
+        <w:t xml:space="preserve">Solution: Hypocalcemia in acute pancreatitis (from fat saponification) is a poor prognostic sign, along with hypotension, hypoxia, and hemorrhage.</w:t>
       </w:r>
     </w:p>
     <w:p>
-      <w:pPr>
-        <w:spacing w:after="0" w:before="0"/>
-      </w:pPr>
       <w:r>
-        <w:rPr>
-          <w:b w:val="0"/>
-          <w:i w:val="0"/>
-          <w:sz w:val="22"/>
-        </w:rPr>
-        <w:t>(a) Carbon dioxide retention (hypercapnia)</w:t>
+        <w:t xml:space="preserve">Positive Marks: 1</w:t>
       </w:r>
     </w:p>
     <w:p>
-      <w:pPr>
-        <w:spacing w:after="0" w:before="0"/>
-      </w:pPr>
       <w:r>
-        <w:rPr>
-          <w:b w:val="0"/>
-          <w:i w:val="0"/>
-          <w:sz w:val="22"/>
-        </w:rPr>
-        <w:t>(b) Hypoglycemia</w:t>
+        <w:t xml:space="preserve">Negative Marks: 0.25</w:t>
       </w:r>
     </w:p>
     <w:p>
-      <w:pPr>
-        <w:spacing w:after="0" w:before="0"/>
-      </w:pPr>
       <w:r>
-        <w:rPr>
-          <w:b w:val="0"/>
-          <w:i w:val="0"/>
-          <w:sz w:val="22"/>
-        </w:rPr>
-        <w:t>(c) Fluid overload</w:t>
+        <w:t xml:space="preserve"/>
       </w:r>
     </w:p>
     <w:p>
-      <w:pPr>
-        <w:spacing w:after="0" w:before="0"/>
-      </w:pPr>
       <w:r>
-        <w:rPr>
-          <w:b w:val="0"/>
-          <w:i w:val="0"/>
-          <w:sz w:val="22"/>
-        </w:rPr>
-        <w:t>(d) Hypothyroidism</w:t>
+        <w:t xml:space="preserve">Question: A client with a diagnosis of chronic kidney disease is being started on dialysis. The nurse should teach the client that hemodialysis:</w:t>
       </w:r>
     </w:p>
     <w:p>
-      <w:pPr>
-        <w:spacing w:after="0" w:before="40"/>
-      </w:pPr>
       <w:r>
-        <w:rPr>
-          <w:b/>
-          <w:i w:val="0"/>
-          <w:sz w:val="22"/>
-        </w:rPr>
-        <w:t>Answer: a</w:t>
+        <w:t xml:space="preserve">(a) Removes waste products and excess fluid from the blood</w:t>
       </w:r>
     </w:p>
     <w:p>
-      <w:pPr>
-        <w:spacing w:after="0" w:before="0"/>
-      </w:pPr>
       <w:r>
-        <w:rPr>
-          <w:b w:val="0"/>
-          <w:i w:val="0"/>
-          <w:sz w:val="21"/>
-        </w:rPr>
-        <w:t>Solution: Morning headache, confusion, and drowsiness in COPD suggest CO2 retention (hypercapnia) from hypoventilation, especially during sleep. The nurse should assess oxygenation and notify the provider; oxygen is given cautiously.</w:t>
+        <w:t xml:space="preserve">(b) Cures the underlying kidney disease</w:t>
       </w:r>
     </w:p>
     <w:p>
-      <w:pPr>
-        <w:spacing w:after="0" w:before="0"/>
-      </w:pPr>
       <w:r>
-        <w:rPr>
-          <w:b w:val="0"/>
-          <w:i w:val="0"/>
-          <w:sz w:val="20"/>
-        </w:rPr>
-        <w:t>Positive Marks: 1</w:t>
+        <w:t xml:space="preserve">(c) Replaces all kidney functions permanently</w:t>
       </w:r>
     </w:p>
     <w:p>
-      <w:pPr>
-        <w:spacing w:after="160" w:before="0"/>
-      </w:pPr>
       <w:r>
-        <w:rPr>
-          <w:b w:val="0"/>
-          <w:i w:val="0"/>
-          <w:sz w:val="20"/>
-        </w:rPr>
-        <w:t>Negative Marks: 0.25</w:t>
+        <w:t xml:space="preserve">(d) Is needed only once a month</w:t>
       </w:r>
     </w:p>
     <w:p>
-      <w:pPr>
-        <w:spacing w:after="40" w:before="120"/>
-      </w:pPr>
       <w:r>
-        <w:rPr>
-          <w:b w:val="0"/>
-          <w:i w:val="0"/>
-          <w:sz w:val="22"/>
-        </w:rPr>
-        <w:t>Question: An 80-year-old client with pneumonia has a normal temperature but is newly confused and lethargic. Which statement is correct?</w:t>
+        <w:t xml:space="preserve">Answer: a</w:t>
       </w:r>
     </w:p>
     <w:p>
-      <w:pPr>
-        <w:spacing w:after="0" w:before="0"/>
-      </w:pPr>
       <w:r>
-        <w:rPr>
-          <w:b w:val="0"/>
-          <w:i w:val="0"/>
-          <w:sz w:val="22"/>
-        </w:rPr>
-        <w:t>(a) Confusion may be the only presenting sign of pneumonia in older adults</w:t>
+        <w:t xml:space="preserve">Solution: Hemodialysis filters wastes, electrolytes, and excess fluid from the blood using an artificial kidney (dialyzer). It does not cure kidney disease and is usually needed 3 times weekly.</w:t>
       </w:r>
     </w:p>
     <w:p>
-      <w:pPr>
-        <w:spacing w:after="0" w:before="0"/>
-      </w:pPr>
       <w:r>
-        <w:rPr>
-          <w:b w:val="0"/>
-          <w:i w:val="0"/>
-          <w:sz w:val="22"/>
-        </w:rPr>
-        <w:t>(b) The client cannot have pneumonia without a fever</w:t>
+        <w:t xml:space="preserve">Positive Marks: 1</w:t>
       </w:r>
     </w:p>
     <w:p>
-      <w:pPr>
-        <w:spacing w:after="0" w:before="0"/>
-      </w:pPr>
       <w:r>
-        <w:rPr>
-          <w:b w:val="0"/>
-          <w:i w:val="0"/>
-          <w:sz w:val="22"/>
-        </w:rPr>
-        <w:t>(c) Antibiotics are not needed without cough</w:t>
+        <w:t xml:space="preserve">Negative Marks: 0.25</w:t>
       </w:r>
     </w:p>
     <w:p>
-      <w:pPr>
-        <w:spacing w:after="0" w:before="0"/>
-      </w:pPr>
       <w:r>
-        <w:rPr>
-          <w:b w:val="0"/>
-          <w:i w:val="0"/>
-          <w:sz w:val="22"/>
-        </w:rPr>
-        <w:t>(d) Delirium rules out pneumonia</w:t>
+        <w:t xml:space="preserve"/>
       </w:r>
     </w:p>
     <w:p>
-      <w:pPr>
-        <w:spacing w:after="0" w:before="40"/>
-      </w:pPr>
       <w:r>
-        <w:rPr>
-          <w:b/>
-          <w:i w:val="0"/>
-          <w:sz w:val="22"/>
-        </w:rPr>
-        <w:t>Answer: a</w:t>
+        <w:t xml:space="preserve">Question: A nurse is assessing a client with a diagnosis of acute adrenal insufficiency (Addisonian crisis). Which finding is most characteristic?</w:t>
       </w:r>
     </w:p>
     <w:p>
-      <w:pPr>
-        <w:spacing w:after="0" w:before="0"/>
-      </w:pPr>
       <w:r>
-        <w:rPr>
-          <w:b w:val="0"/>
-          <w:i w:val="0"/>
-          <w:sz w:val="21"/>
-        </w:rPr>
-        <w:t>Solution: Older adults often present with atypical pneumonia signs—confusion, falls, or lethargy—without fever or cough. A high index of suspicion is needed because delayed treatment is dangerous.</w:t>
+        <w:t xml:space="preserve">(a) Hypotension, hyponatremia, and hyperkalemia</w:t>
       </w:r>
     </w:p>
     <w:p>
-      <w:pPr>
-        <w:spacing w:after="0" w:before="0"/>
-      </w:pPr>
       <w:r>
-        <w:rPr>
-          <w:b w:val="0"/>
-          <w:i w:val="0"/>
-          <w:sz w:val="20"/>
-        </w:rPr>
-        <w:t>Positive Marks: 1</w:t>
+        <w:t xml:space="preserve">(b) Hypertension and hypernatremia</w:t>
       </w:r>
     </w:p>
     <w:p>
-      <w:pPr>
-        <w:spacing w:after="160" w:before="0"/>
-      </w:pPr>
       <w:r>
-        <w:rPr>
-          <w:b w:val="0"/>
-          <w:i w:val="0"/>
-          <w:sz w:val="20"/>
-        </w:rPr>
-        <w:t>Negative Marks: 0.25</w:t>
+        <w:t xml:space="preserve">(c) Bradycardia</w:t>
       </w:r>
     </w:p>
     <w:p>
-      <w:pPr>
-        <w:spacing w:after="40" w:before="120"/>
-      </w:pPr>
       <w:r>
-        <w:rPr>
-          <w:b w:val="0"/>
-          <w:i w:val="0"/>
-          <w:sz w:val="22"/>
-        </w:rPr>
-        <w:t>Question: A client is found to have a pulsatile abdominal mass and reports severe low back pain. Which condition is most likely and what is the priority action?</w:t>
+        <w:t xml:space="preserve">(d) Hyperglycemia</w:t>
       </w:r>
     </w:p>
     <w:p>
-      <w:pPr>
-        <w:spacing w:after="0" w:before="0"/>
-      </w:pPr>
       <w:r>
-        <w:rPr>
-          <w:b w:val="0"/>
-          <w:i w:val="0"/>
-          <w:sz w:val="22"/>
-        </w:rPr>
-        <w:t>(a) Abdominal aortic aneurysm; keep the client NPO, obtain IV access, and prepare for emergency evaluation</w:t>
+        <w:t xml:space="preserve">Answer: a</w:t>
       </w:r>
     </w:p>
     <w:p>
-      <w:pPr>
-        <w:spacing w:after="0" w:before="0"/>
-      </w:pPr>
       <w:r>
-        <w:rPr>
-          <w:b w:val="0"/>
-          <w:i w:val="0"/>
-          <w:sz w:val="22"/>
-        </w:rPr>
-        <w:t>(b) Hernia; apply a truss immediately</w:t>
+        <w:t xml:space="preserve">Solution: Adrenal crisis causes hypotension, hyponatremia, hyperkalemia, and hypoglycemia from cortisol and aldosterone deficiency. IV fluids and hydrocortisone are given urgently.</w:t>
       </w:r>
     </w:p>
     <w:p>
-      <w:pPr>
-        <w:spacing w:after="0" w:before="0"/>
-      </w:pPr>
       <w:r>
-        <w:rPr>
-          <w:b w:val="0"/>
-          <w:i w:val="0"/>
-          <w:sz w:val="22"/>
-        </w:rPr>
-        <w:t>(c) Diverticulitis; give a high-fiber meal</w:t>
+        <w:t xml:space="preserve">Positive Marks: 1</w:t>
       </w:r>
     </w:p>
     <w:p>
-      <w:pPr>
-        <w:spacing w:after="0" w:before="0"/>
-      </w:pPr>
       <w:r>
-        <w:rPr>
-          <w:b w:val="0"/>
-          <w:i w:val="0"/>
-          <w:sz w:val="22"/>
-        </w:rPr>
-        <w:t>(d) Renal colic; strain all urine</w:t>
+        <w:t xml:space="preserve">Negative Marks: 0.25</w:t>
       </w:r>
     </w:p>
     <w:p>
-      <w:pPr>
-        <w:spacing w:after="0" w:before="40"/>
-      </w:pPr>
       <w:r>
-        <w:rPr>
-          <w:b/>
-          <w:i w:val="0"/>
-          <w:sz w:val="22"/>
-        </w:rPr>
-        <w:t>Answer: a</w:t>
+        <w:t xml:space="preserve"/>
       </w:r>
     </w:p>
     <w:p>
-      <w:pPr>
-        <w:spacing w:after="0" w:before="0"/>
-      </w:pPr>
       <w:r>
-        <w:rPr>
-          <w:b w:val="0"/>
-          <w:i w:val="0"/>
-          <w:sz w:val="21"/>
-        </w:rPr>
-        <w:t>Solution: A pulsatile abdominal mass with back pain suggests an abdominal aortic aneurysm, and new severe pain may signal impending rupture—a surgical emergency. The client needs NPO status, IV access, and immediate evaluation.</w:t>
+        <w:t xml:space="preserve">Question: A client is prescribed a bronchodilator and is instructed to use a peak flow meter. The nurse explains that a peak flow reading in the yellow zone (50–80% of personal best) indicates:</w:t>
       </w:r>
     </w:p>
     <w:p>
-      <w:pPr>
-        <w:spacing w:after="0" w:before="0"/>
-      </w:pPr>
       <w:r>
-        <w:rPr>
-          <w:b w:val="0"/>
-          <w:i w:val="0"/>
-          <w:sz w:val="20"/>
-        </w:rPr>
-        <w:t>Positive Marks: 1</w:t>
+        <w:t xml:space="preserve">(a) Caution — the asthma may be worsening</w:t>
       </w:r>
     </w:p>
     <w:p>
-      <w:pPr>
-        <w:spacing w:after="160" w:before="0"/>
-      </w:pPr>
       <w:r>
-        <w:rPr>
-          <w:b w:val="0"/>
-          <w:i w:val="0"/>
-          <w:sz w:val="20"/>
-        </w:rPr>
-        <w:t>Negative Marks: 0.25</w:t>
+        <w:t xml:space="preserve">(b) Good control</w:t>
       </w:r>
     </w:p>
     <w:p>
-      <w:pPr>
-        <w:spacing w:after="40" w:before="120"/>
-      </w:pPr>
       <w:r>
-        <w:rPr>
-          <w:b w:val="0"/>
-          <w:i w:val="0"/>
-          <w:sz w:val="22"/>
-        </w:rPr>
-        <w:t>Question: A client with acute pericarditis reports chest pain that is worse when lying flat and relieved by sitting up and leaning forward. Which additional finding supports the diagnosis?</w:t>
+        <w:t xml:space="preserve">(c) A medical emergency</w:t>
       </w:r>
     </w:p>
     <w:p>
-      <w:pPr>
-        <w:spacing w:after="0" w:before="0"/>
-      </w:pPr>
       <w:r>
-        <w:rPr>
-          <w:b w:val="0"/>
-          <w:i w:val="0"/>
-          <w:sz w:val="22"/>
-        </w:rPr>
-        <w:t>(a) A pericardial friction rub on auscultation</w:t>
+        <w:t xml:space="preserve">(d) The meter is broken</w:t>
       </w:r>
     </w:p>
     <w:p>
-      <w:pPr>
-        <w:spacing w:after="0" w:before="0"/>
-      </w:pPr>
       <w:r>
-        <w:rPr>
-          <w:b w:val="0"/>
-          <w:i w:val="0"/>
-          <w:sz w:val="22"/>
-        </w:rPr>
-        <w:t>(b) Wheezing on expiration</w:t>
+        <w:t xml:space="preserve">Answer: a</w:t>
       </w:r>
     </w:p>
     <w:p>
-      <w:pPr>
-        <w:spacing w:after="0" w:before="0"/>
-      </w:pPr>
       <w:r>
-        <w:rPr>
-          <w:b w:val="0"/>
-          <w:i w:val="0"/>
-          <w:sz w:val="22"/>
-        </w:rPr>
-        <w:t>(c) A unilateral calf swelling</w:t>
+        <w:t xml:space="preserve">Solution: The yellow zone signals caution and that the action plan's yellow-zone steps (e.g., more medication) should be followed. Red zone (&lt;50%) is an emergency.</w:t>
       </w:r>
     </w:p>
     <w:p>
-      <w:pPr>
-        <w:spacing w:after="0" w:before="0"/>
-      </w:pPr>
       <w:r>
-        <w:rPr>
-          <w:b w:val="0"/>
-          <w:i w:val="0"/>
-          <w:sz w:val="22"/>
-        </w:rPr>
-        <w:t>(d) Jaundice and ascites</w:t>
+        <w:t xml:space="preserve">Positive Marks: 1</w:t>
       </w:r>
     </w:p>
     <w:p>
-      <w:pPr>
-        <w:spacing w:after="0" w:before="40"/>
-      </w:pPr>
       <w:r>
-        <w:rPr>
-          <w:b/>
-          <w:i w:val="0"/>
-          <w:sz w:val="22"/>
-        </w:rPr>
-        <w:t>Answer: a</w:t>
+        <w:t xml:space="preserve">Negative Marks: 0.25</w:t>
       </w:r>
     </w:p>
     <w:p>
-      <w:pPr>
-        <w:spacing w:after="0" w:before="0"/>
-      </w:pPr>
       <w:r>
-        <w:rPr>
-          <w:b w:val="0"/>
-          <w:i w:val="0"/>
-          <w:sz w:val="21"/>
-        </w:rPr>
-        <w:t>Solution: Pericarditis classically causes pleuritic chest pain relieved by sitting forward, with a pericardial friction rub audible. Wheezing, calf swelling, and jaundice point to other conditions.</w:t>
+        <w:t xml:space="preserve"/>
       </w:r>
     </w:p>
     <w:p>
-      <w:pPr>
-        <w:spacing w:after="0" w:before="0"/>
-      </w:pPr>
       <w:r>
-        <w:rPr>
-          <w:b w:val="0"/>
-          <w:i w:val="0"/>
-          <w:sz w:val="20"/>
-        </w:rPr>
-        <w:t>Positive Marks: 1</w:t>
+        <w:t xml:space="preserve">Question: A client with a diagnosis of heart failure is prescribed a nitrate. The nurse should teach the client to:</w:t>
       </w:r>
     </w:p>
     <w:p>
-      <w:pPr>
-        <w:spacing w:after="160" w:before="0"/>
-      </w:pPr>
       <w:r>
-        <w:rPr>
-          <w:b w:val="0"/>
-          <w:i w:val="0"/>
-          <w:sz w:val="20"/>
-        </w:rPr>
-        <w:t>Negative Marks: 0.25</w:t>
+        <w:t xml:space="preserve">(a) Report dizziness or headache and rise slowly</w:t>
       </w:r>
     </w:p>
     <w:p>
-      <w:pPr>
-        <w:spacing w:after="40" w:before="120"/>
-      </w:pPr>
       <w:r>
-        <w:rPr>
-          <w:b w:val="0"/>
-          <w:i w:val="0"/>
-          <w:sz w:val="22"/>
-        </w:rPr>
-        <w:t>Question: A client with a new colostomy asks when to empty the pouch. Which instruction is correct?</w:t>
+        <w:t xml:space="preserve">(b) Take the drug only when swelling occurs</w:t>
       </w:r>
     </w:p>
     <w:p>
-      <w:pPr>
-        <w:spacing w:after="0" w:before="0"/>
-      </w:pPr>
       <w:r>
-        <w:rPr>
-          <w:b w:val="0"/>
-          <w:i w:val="0"/>
-          <w:sz w:val="22"/>
-        </w:rPr>
-        <w:t>(a) Empty the pouch when it is one-third to one-half full</w:t>
+        <w:t xml:space="preserve">(c) Double the dose for chest pain</w:t>
       </w:r>
     </w:p>
     <w:p>
-      <w:pPr>
-        <w:spacing w:after="0" w:before="0"/>
-      </w:pPr>
       <w:r>
-        <w:rPr>
-          <w:b w:val="0"/>
-          <w:i w:val="0"/>
-          <w:sz w:val="22"/>
-        </w:rPr>
-        <w:t>(b) Empty it only once daily at bedtime</w:t>
+        <w:t xml:space="preserve">(d) Crush the extended-release tablet</w:t>
       </w:r>
     </w:p>
     <w:p>
-      <w:pPr>
-        <w:spacing w:after="0" w:before="0"/>
-      </w:pPr>
       <w:r>
-        <w:rPr>
-          <w:b w:val="0"/>
-          <w:i w:val="0"/>
-          <w:sz w:val="22"/>
-        </w:rPr>
-        <w:t>(c) Wait until the pouch is completely full</w:t>
+        <w:t xml:space="preserve">Answer: a</w:t>
       </w:r>
     </w:p>
     <w:p>
-      <w:pPr>
-        <w:spacing w:after="0" w:before="0"/>
-      </w:pPr>
       <w:r>
-        <w:rPr>
-          <w:b w:val="0"/>
-          <w:i w:val="0"/>
-          <w:sz w:val="22"/>
-        </w:rPr>
-        <w:t>(d) Change the entire wafer every time the pouch is emptied</w:t>
+        <w:t xml:space="preserve">Solution: Nitrates cause vasodilation with hypotension and headache; clients rise slowly and report dizziness. Extended-release forms are never crushed, and doses follow the order.</w:t>
       </w:r>
     </w:p>
     <w:p>
-      <w:pPr>
-        <w:spacing w:after="0" w:before="40"/>
-      </w:pPr>
       <w:r>
-        <w:rPr>
-          <w:b/>
-          <w:i w:val="0"/>
-          <w:sz w:val="22"/>
-        </w:rPr>
-        <w:t>Answer: a</w:t>
+        <w:t xml:space="preserve">Positive Marks: 1</w:t>
       </w:r>
     </w:p>
     <w:p>
-      <w:pPr>
-        <w:spacing w:after="0" w:before="0"/>
-      </w:pPr>
       <w:r>
-        <w:rPr>
-          <w:b w:val="0"/>
-          <w:i w:val="0"/>
-          <w:sz w:val="21"/>
-        </w:rPr>
-        <w:t>Solution: The colostomy pouch is emptied when one-third to one-half full to prevent leakage and pouch separation. The skin barrier (wafer) is changed every few days, not with each emptying.</w:t>
+        <w:t xml:space="preserve">Negative Marks: 0.25</w:t>
       </w:r>
     </w:p>
     <w:p>
-      <w:pPr>
-        <w:spacing w:after="0" w:before="0"/>
-      </w:pPr>
       <w:r>
-        <w:rPr>
-          <w:b w:val="0"/>
-          <w:i w:val="0"/>
-          <w:sz w:val="20"/>
-        </w:rPr>
-        <w:t>Positive Marks: 1</w:t>
+        <w:t xml:space="preserve"/>
       </w:r>
     </w:p>
     <w:p>
-      <w:pPr>
-        <w:spacing w:after="160" w:before="0"/>
-      </w:pPr>
       <w:r>
-        <w:rPr>
-          <w:b w:val="0"/>
-          <w:i w:val="0"/>
-          <w:sz w:val="20"/>
-        </w:rPr>
-        <w:t>Negative Marks: 0.25</w:t>
+        <w:t xml:space="preserve">Question: A client is admitted with a diagnosis of acute gastroenteritis and dehydration. Which IV solution is most appropriate?</w:t>
       </w:r>
     </w:p>
     <w:p>
-      <w:pPr>
-        <w:spacing w:after="40" w:before="120"/>
-      </w:pPr>
       <w:r>
-        <w:rPr>
-          <w:b w:val="0"/>
-          <w:i w:val="0"/>
-          <w:sz w:val="22"/>
-        </w:rPr>
-        <w:t>Question: Which method is most accurate for determining post-void residual urine in a client?</w:t>
+        <w:t xml:space="preserve">(a) Lactated Ringer's or normal saline</w:t>
       </w:r>
     </w:p>
     <w:p>
-      <w:pPr>
-        <w:spacing w:after="0" w:before="0"/>
-      </w:pPr>
       <w:r>
-        <w:rPr>
-          <w:b w:val="0"/>
-          <w:i w:val="0"/>
-          <w:sz w:val="22"/>
-        </w:rPr>
-        <w:t>(a) Bladder scan (ultrasound) after the client voids</w:t>
+        <w:t xml:space="preserve">(b) 5% dextrose in water only</w:t>
       </w:r>
     </w:p>
     <w:p>
-      <w:pPr>
-        <w:spacing w:after="0" w:before="0"/>
-      </w:pPr>
       <w:r>
-        <w:rPr>
-          <w:b w:val="0"/>
-          <w:i w:val="0"/>
-          <w:sz w:val="22"/>
-        </w:rPr>
-        <w:t>(b) Palpating the suprapubic area</w:t>
+        <w:t xml:space="preserve">(c) 3% saline</w:t>
       </w:r>
     </w:p>
     <w:p>
-      <w:pPr>
-        <w:spacing w:after="0" w:before="0"/>
-      </w:pPr>
       <w:r>
-        <w:rPr>
-          <w:b w:val="0"/>
-          <w:i w:val="0"/>
-          <w:sz w:val="22"/>
-        </w:rPr>
-        <w:t>(c) Asking the client to estimate output</w:t>
+        <w:t xml:space="preserve">(d) 0.225% saline</w:t>
       </w:r>
     </w:p>
     <w:p>
-      <w:pPr>
-        <w:spacing w:after="0" w:before="0"/>
-      </w:pPr>
       <w:r>
-        <w:rPr>
-          <w:b w:val="0"/>
-          <w:i w:val="0"/>
-          <w:sz w:val="22"/>
-        </w:rPr>
-        <w:t>(d) Weighing the client before and after voiding</w:t>
+        <w:t xml:space="preserve">Answer: a</w:t>
       </w:r>
     </w:p>
     <w:p>
-      <w:pPr>
-        <w:spacing w:after="0" w:before="40"/>
-      </w:pPr>
       <w:r>
-        <w:rPr>
-          <w:b/>
-          <w:i w:val="0"/>
-          <w:sz w:val="22"/>
-        </w:rPr>
-        <w:t>Answer: a</w:t>
+        <w:t xml:space="preserve">Solution: Isotonic solutions (LR or NS) restore intravascular volume in dehydration. Hypertonic and hypotonic solutions are not first-line for routine replacement.</w:t>
       </w:r>
     </w:p>
     <w:p>
-      <w:pPr>
-        <w:spacing w:after="0" w:before="0"/>
-      </w:pPr>
       <w:r>
-        <w:rPr>
-          <w:b w:val="0"/>
-          <w:i w:val="0"/>
-          <w:sz w:val="21"/>
-        </w:rPr>
-        <w:t>Solution: A bladder scan (noninvasive ultrasound) immediately after voiding accurately measures post-void residual. Palpation and client estimates are unreliable; weighing is impractical and inaccurate.</w:t>
+        <w:t xml:space="preserve">Positive Marks: 1</w:t>
       </w:r>
     </w:p>
     <w:p>
-      <w:pPr>
-        <w:spacing w:after="0" w:before="0"/>
-      </w:pPr>
       <w:r>
-        <w:rPr>
-          <w:b w:val="0"/>
-          <w:i w:val="0"/>
-          <w:sz w:val="20"/>
-        </w:rPr>
-        <w:t>Positive Marks: 1</w:t>
+        <w:t xml:space="preserve">Negative Marks: 0.25</w:t>
       </w:r>
     </w:p>
     <w:p>
-      <w:pPr>
-        <w:spacing w:after="160" w:before="0"/>
-      </w:pPr>
       <w:r>
-        <w:rPr>
-          <w:b w:val="0"/>
-          <w:i w:val="0"/>
-          <w:sz w:val="20"/>
-        </w:rPr>
-        <w:t>Negative Marks: 0.25</w:t>
+        <w:t xml:space="preserve"/>
       </w:r>
     </w:p>
     <w:p>
-      <w:pPr>
-        <w:spacing w:after="40" w:before="120"/>
-      </w:pPr>
       <w:r>
-        <w:rPr>
-          <w:b w:val="0"/>
-          <w:i w:val="0"/>
-          <w:sz w:val="22"/>
-        </w:rPr>
-        <w:t>Question: On the first postpartum day, which lochia finding should be reported immediately?</w:t>
+        <w:t xml:space="preserve">Question: A nurse is caring for a client with a diagnosis of seizure disorder who is receiving IV phenytoin. Which nursing action is correct?</w:t>
       </w:r>
     </w:p>
     <w:p>
-      <w:pPr>
-        <w:spacing w:after="0" w:before="0"/>
-      </w:pPr>
       <w:r>
-        <w:rPr>
-          <w:b w:val="0"/>
-          <w:i w:val="0"/>
-          <w:sz w:val="22"/>
-        </w:rPr>
-        <w:t>(a) A perineal pad saturated with bright red blood within 15 minutes</w:t>
+        <w:t xml:space="preserve">(a) Administer slowly in normal saline and monitor the ECG and site</w:t>
       </w:r>
     </w:p>
     <w:p>
-      <w:pPr>
-        <w:spacing w:after="0" w:before="0"/>
-      </w:pPr>
       <w:r>
-        <w:rPr>
-          <w:b w:val="0"/>
-          <w:i w:val="0"/>
-          <w:sz w:val="22"/>
-        </w:rPr>
-        <w:t>(b) Scanty dark red lochia with small clots</w:t>
+        <w:t xml:space="preserve">(b) Give rapidly by IV push</w:t>
       </w:r>
     </w:p>
     <w:p>
-      <w:pPr>
-        <w:spacing w:after="0" w:before="0"/>
-      </w:pPr>
       <w:r>
-        <w:rPr>
-          <w:b w:val="0"/>
-          <w:i w:val="0"/>
-          <w:sz w:val="22"/>
-        </w:rPr>
-        <w:t>(c) Pinkish lochia that decreases with activity</w:t>
+        <w:t xml:space="preserve">(c) Mix with dextrose solution</w:t>
       </w:r>
     </w:p>
     <w:p>
-      <w:pPr>
-        <w:spacing w:after="0" w:before="0"/>
-      </w:pPr>
       <w:r>
-        <w:rPr>
-          <w:b w:val="0"/>
-          <w:i w:val="0"/>
-          <w:sz w:val="22"/>
-        </w:rPr>
-        <w:t>(d) Yellowish-white lochia on day 10</w:t>
+        <w:t xml:space="preserve">(d) Discontinue if the site is slightly red</w:t>
       </w:r>
     </w:p>
     <w:p>
-      <w:pPr>
-        <w:spacing w:after="0" w:before="40"/>
-      </w:pPr>
       <w:r>
-        <w:rPr>
-          <w:b/>
-          <w:i w:val="0"/>
-          <w:sz w:val="22"/>
-        </w:rPr>
-        <w:t>Answer: a</w:t>
+        <w:t xml:space="preserve">Answer: a</w:t>
       </w:r>
     </w:p>
     <w:p>
-      <w:pPr>
-        <w:spacing w:after="0" w:before="0"/>
-      </w:pPr>
       <w:r>
-        <w:rPr>
-          <w:b w:val="0"/>
-          <w:i w:val="0"/>
-          <w:sz w:val="21"/>
-        </w:rPr>
-        <w:t>Solution: Lochia rubra is bright red for the first 3 days, but saturating a pad in 15 minutes indicates postpartum hemorrhage. Scanty rubra, decreasing flow, and later serosa/alba colors are normal.</w:t>
+        <w:t xml:space="preserve">Solution: IV phenytoin is given slowly (max 50 mg/min) in normal saline with cardiac and site monitoring, as it can cause arrhythmias and tissue necrosis if extravasated.</w:t>
       </w:r>
     </w:p>
     <w:p>
-      <w:pPr>
-        <w:spacing w:after="0" w:before="0"/>
-      </w:pPr>
       <w:r>
-        <w:rPr>
-          <w:b w:val="0"/>
-          <w:i w:val="0"/>
-          <w:sz w:val="20"/>
-        </w:rPr>
-        <w:t>Positive Marks: 1</w:t>
+        <w:t xml:space="preserve">Positive Marks: 1</w:t>
       </w:r>
     </w:p>
     <w:p>
-      <w:pPr>
-        <w:spacing w:after="160" w:before="0"/>
-      </w:pPr>
       <w:r>
-        <w:rPr>
-          <w:b w:val="0"/>
-          <w:i w:val="0"/>
-          <w:sz w:val="20"/>
-        </w:rPr>
-        <w:t>Negative Marks: 0.25</w:t>
+        <w:t xml:space="preserve">Negative Marks: 0.25</w:t>
       </w:r>
     </w:p>
     <w:p>
-      <w:pPr>
-        <w:spacing w:after="40" w:before="120"/>
-      </w:pPr>
       <w:r>
-        <w:rPr>
-          <w:b w:val="0"/>
-          <w:i w:val="0"/>
-          <w:sz w:val="22"/>
-        </w:rPr>
-        <w:t>Question: A nurse who accuses a coworker of being angry when the nurse is actually feeling angry is using which defense mechanism?</w:t>
+        <w:t xml:space="preserve">Question: A client with a diagnosis of acute cholecystitis is scheduled for a laparoscopic cholecystectomy. The nurse should teach the client that after surgery:</w:t>
       </w:r>
     </w:p>
     <w:p>
-      <w:pPr>
-        <w:spacing w:after="0" w:before="0"/>
-      </w:pPr>
       <w:r>
-        <w:rPr>
-          <w:b w:val="0"/>
-          <w:i w:val="0"/>
-          <w:sz w:val="22"/>
-        </w:rPr>
-        <w:t>(a) Projection</w:t>
+        <w:t xml:space="preserve">(a) Activity is gradually resumed and the diet advanced as tolerated</w:t>
       </w:r>
     </w:p>
     <w:p>
-      <w:pPr>
-        <w:spacing w:after="0" w:before="0"/>
-      </w:pPr>
       <w:r>
-        <w:rPr>
-          <w:b w:val="0"/>
-          <w:i w:val="0"/>
-          <w:sz w:val="22"/>
-        </w:rPr>
-        <w:t>(b) Sublimation</w:t>
+        <w:t xml:space="preserve">(b) Bed rest is required for one month</w:t>
       </w:r>
     </w:p>
     <w:p>
-      <w:pPr>
-        <w:spacing w:after="0" w:before="0"/>
-      </w:pPr>
       <w:r>
-        <w:rPr>
-          <w:b w:val="0"/>
-          <w:i w:val="0"/>
-          <w:sz w:val="22"/>
-        </w:rPr>
-        <w:t>(c) Suppression</w:t>
+        <w:t xml:space="preserve">(c) The client will remain NPO for a week</w:t>
       </w:r>
     </w:p>
     <w:p>
-      <w:pPr>
-        <w:spacing w:after="0" w:before="0"/>
-      </w:pPr>
       <w:r>
-        <w:rPr>
-          <w:b w:val="0"/>
-          <w:i w:val="0"/>
-          <w:sz w:val="22"/>
-        </w:rPr>
-        <w:t>(d) Regression</w:t>
+        <w:t xml:space="preserve">(d) No follow-up care is needed</w:t>
       </w:r>
     </w:p>
     <w:p>
-      <w:pPr>
-        <w:spacing w:after="0" w:before="40"/>
-      </w:pPr>
       <w:r>
-        <w:rPr>
-          <w:b/>
-          <w:i w:val="0"/>
-          <w:sz w:val="22"/>
-        </w:rPr>
-        <w:t>Answer: a</w:t>
+        <w:t xml:space="preserve">Answer: a</w:t>
       </w:r>
     </w:p>
     <w:p>
-      <w:pPr>
-        <w:spacing w:after="0" w:before="0"/>
-      </w:pPr>
       <w:r>
-        <w:rPr>
-          <w:b w:val="0"/>
-          <w:i w:val="0"/>
-          <w:sz w:val="21"/>
-        </w:rPr>
-        <w:t>Solution: Projection attributes one's own unacceptable feelings or impulses to another person. Sublimation channels them into acceptable activities; suppression is conscious postponement; regression is a return to earlier behaviors.</w:t>
+        <w:t xml:space="preserve">Solution: After laparoscopic cholecystectomy, clients resume activity and diet quickly, often going home the same day or next day. Wound care and follow-up are provided.</w:t>
       </w:r>
     </w:p>
     <w:p>
-      <w:pPr>
-        <w:spacing w:after="0" w:before="0"/>
-      </w:pPr>
       <w:r>
-        <w:rPr>
-          <w:b w:val="0"/>
-          <w:i w:val="0"/>
-          <w:sz w:val="20"/>
-        </w:rPr>
-        <w:t>Positive Marks: 1</w:t>
+        <w:t xml:space="preserve">Positive Marks: 1</w:t>
       </w:r>
     </w:p>
     <w:p>
-      <w:pPr>
-        <w:spacing w:after="160" w:before="0"/>
-      </w:pPr>
       <w:r>
-        <w:rPr>
-          <w:b w:val="0"/>
-          <w:i w:val="0"/>
-          <w:sz w:val="20"/>
-        </w:rPr>
-        <w:t>Negative Marks: 0.25</w:t>
+        <w:t xml:space="preserve">Negative Marks: 0.25</w:t>
       </w:r>
     </w:p>
     <w:p>
-      <w:pPr>
-        <w:spacing w:after="40" w:before="120"/>
-      </w:pPr>
       <w:r>
-        <w:rPr>
-          <w:b w:val="0"/>
-          <w:i w:val="0"/>
-          <w:sz w:val="22"/>
-        </w:rPr>
-        <w:t>Question: Which toy is most developmentally appropriate for a 6-month-old infant?</w:t>
+        <w:t xml:space="preserve"/>
       </w:r>
     </w:p>
     <w:p>
-      <w:pPr>
-        <w:spacing w:after="0" w:before="0"/>
-      </w:pPr>
       <w:r>
-        <w:rPr>
-          <w:b w:val="0"/>
-          <w:i w:val="0"/>
-          <w:sz w:val="22"/>
-        </w:rPr>
-        <w:t>(a) A large, brightly colored rattle and teething ring</w:t>
+        <w:t xml:space="preserve">Question: A client with a diagnosis of hyperthyroidism complains of palpitations and anxiety. Which nursing intervention is most appropriate?</w:t>
       </w:r>
     </w:p>
     <w:p>
-      <w:pPr>
-        <w:spacing w:after="0" w:before="0"/>
-      </w:pPr>
       <w:r>
-        <w:rPr>
-          <w:b w:val="0"/>
-          <w:i w:val="0"/>
-          <w:sz w:val="22"/>
-        </w:rPr>
-        <w:t>(b) Small building blocks with sharp edges</w:t>
+        <w:t xml:space="preserve">(a) Provide a calm, low-stimulation environment</w:t>
       </w:r>
     </w:p>
     <w:p>
-      <w:pPr>
-        <w:spacing w:after="0" w:before="0"/>
-      </w:pPr>
       <w:r>
-        <w:rPr>
-          <w:b w:val="0"/>
-          <w:i w:val="0"/>
-          <w:sz w:val="22"/>
-        </w:rPr>
-        <w:t>(c) A puzzle with 50 pieces</w:t>
+        <w:t xml:space="preserve">(b) Encourage caffeine intake</w:t>
       </w:r>
     </w:p>
     <w:p>
-      <w:pPr>
-        <w:spacing w:after="0" w:before="0"/>
-      </w:pPr>
       <w:r>
-        <w:rPr>
-          <w:b w:val="0"/>
-          <w:i w:val="0"/>
-          <w:sz w:val="22"/>
-        </w:rPr>
-        <w:t>(d) A toy with small removable parts</w:t>
+        <w:t xml:space="preserve">(c) Allow unrestricted activity</w:t>
       </w:r>
     </w:p>
     <w:p>
-      <w:pPr>
-        <w:spacing w:after="0" w:before="40"/>
-      </w:pPr>
       <w:r>
-        <w:rPr>
-          <w:b/>
-          <w:i w:val="0"/>
-          <w:sz w:val="22"/>
-        </w:rPr>
-        <w:t>Answer: a</w:t>
+        <w:t xml:space="preserve">(d) Keep the room brightly lit and noisy</w:t>
       </w:r>
     </w:p>
     <w:p>
-      <w:pPr>
-        <w:spacing w:after="0" w:before="0"/>
-      </w:pPr>
       <w:r>
-        <w:rPr>
-          <w:b w:val="0"/>
-          <w:i w:val="0"/>
-          <w:sz w:val="21"/>
-        </w:rPr>
-        <w:t>Solution: At 6 months, infants grasp, mouth, and shake objects, so large, safe rattles and teething rings suit their oral-motor and grasp development. Small parts and sharp edges pose choking and injury hazards.</w:t>
+        <w:t xml:space="preserve">Answer: a</w:t>
       </w:r>
     </w:p>
     <w:p>
-      <w:pPr>
-        <w:spacing w:after="0" w:before="0"/>
-      </w:pPr>
       <w:r>
-        <w:rPr>
-          <w:b w:val="0"/>
-          <w:i w:val="0"/>
-          <w:sz w:val="20"/>
-        </w:rPr>
-        <w:t>Positive Marks: 1</w:t>
+        <w:t xml:space="preserve">Solution: Hyperthyroidism increases sympathetic activity; a calm, quiet environment and rest reduce anxiety and cardiac stress. Caffeine and stimulation worsen symptoms.</w:t>
       </w:r>
     </w:p>
     <w:p>
-      <w:pPr>
-        <w:spacing w:after="160" w:before="0"/>
-      </w:pPr>
       <w:r>
-        <w:rPr>
-          <w:b w:val="0"/>
-          <w:i w:val="0"/>
-          <w:sz w:val="20"/>
-        </w:rPr>
-        <w:t>Negative Marks: 0.25</w:t>
+        <w:t xml:space="preserve">Positive Marks: 1</w:t>
       </w:r>
     </w:p>
     <w:p>
-      <w:pPr>
-        <w:spacing w:after="40" w:before="120"/>
-      </w:pPr>
       <w:r>
-        <w:rPr>
-          <w:b w:val="0"/>
-          <w:i w:val="0"/>
-          <w:sz w:val="22"/>
-        </w:rPr>
-        <w:t>Question: The maternal mortality ratio (MMR) is best defined as:</w:t>
+        <w:t xml:space="preserve">Negative Marks: 0.25</w:t>
       </w:r>
     </w:p>
     <w:p>
-      <w:pPr>
-        <w:spacing w:after="0" w:before="0"/>
-      </w:pPr>
       <w:r>
-        <w:rPr>
-          <w:b w:val="0"/>
-          <w:i w:val="0"/>
-          <w:sz w:val="22"/>
-        </w:rPr>
-        <w:t>(a) Maternal deaths per 100,000 live births in a year</w:t>
+        <w:t xml:space="preserve"/>
       </w:r>
     </w:p>
     <w:p>
-      <w:pPr>
-        <w:spacing w:after="0" w:before="0"/>
-      </w:pPr>
       <w:r>
-        <w:rPr>
-          <w:b w:val="0"/>
-          <w:i w:val="0"/>
-          <w:sz w:val="22"/>
-        </w:rPr>
-        <w:t>(b) Maternal deaths per 1,000 total population</w:t>
+        <w:t xml:space="preserve">Question: A nurse is teaching a client with a new diagnosis of diabetes about insulin injection technique. Which statement indicates correct understanding?</w:t>
       </w:r>
     </w:p>
     <w:p>
-      <w:pPr>
-        <w:spacing w:after="0" w:before="0"/>
-      </w:pPr>
       <w:r>
-        <w:rPr>
-          <w:b w:val="0"/>
-          <w:i w:val="0"/>
-          <w:sz w:val="22"/>
-        </w:rPr>
-        <w:t>(c) Infant deaths per 1,000 live births</w:t>
+        <w:t xml:space="preserve">(a) "I will rotate sites and avoid injecting into areas I will exercise."</w:t>
       </w:r>
     </w:p>
     <w:p>
-      <w:pPr>
-        <w:spacing w:after="0" w:before="0"/>
-      </w:pPr>
       <w:r>
-        <w:rPr>
-          <w:b w:val="0"/>
-          <w:i w:val="0"/>
-          <w:sz w:val="22"/>
-        </w:rPr>
-        <w:t>(d) Deaths of women from any cause in a year</w:t>
+        <w:t xml:space="preserve">(b) "I will always inject into the same site."</w:t>
       </w:r>
     </w:p>
     <w:p>
-      <w:pPr>
-        <w:spacing w:after="0" w:before="40"/>
-      </w:pPr>
       <w:r>
-        <w:rPr>
-          <w:b/>
-          <w:i w:val="0"/>
-          <w:sz w:val="22"/>
-        </w:rPr>
-        <w:t>Answer: a</w:t>
+        <w:t xml:space="preserve">(c) "I will inject into an area right before exercising it."</w:t>
       </w:r>
     </w:p>
     <w:p>
-      <w:pPr>
-        <w:spacing w:after="0" w:before="0"/>
-      </w:pPr>
       <w:r>
-        <w:rPr>
-          <w:b w:val="0"/>
-          <w:i w:val="0"/>
-          <w:sz w:val="21"/>
-        </w:rPr>
-        <w:t>Solution: MMR is the number of maternal deaths (during pregnancy, delivery, or within 42 days) per 100,000 live births. Infant mortality and crude death rates are separate indicators.</w:t>
+        <w:t xml:space="preserve">(d) "I will massage the site after injection."</w:t>
       </w:r>
     </w:p>
     <w:p>
-      <w:pPr>
-        <w:spacing w:after="0" w:before="0"/>
-      </w:pPr>
       <w:r>
-        <w:rPr>
-          <w:b w:val="0"/>
-          <w:i w:val="0"/>
-          <w:sz w:val="20"/>
-        </w:rPr>
-        <w:t>Positive Marks: 1</w:t>
+        <w:t xml:space="preserve">Answer: a</w:t>
       </w:r>
     </w:p>
     <w:p>
-      <w:pPr>
-        <w:spacing w:after="160" w:before="0"/>
-      </w:pPr>
       <w:r>
-        <w:rPr>
-          <w:b w:val="0"/>
-          <w:i w:val="0"/>
-          <w:sz w:val="20"/>
-        </w:rPr>
-        <w:t>Negative Marks: 0.25</w:t>
+        <w:t xml:space="preserve">Solution: Site rotation and avoiding injection into exercised areas (faster absorption → hypoglycemia) are correct. Massage also speeds absorption and is avoided.</w:t>
       </w:r>
     </w:p>
     <w:p>
-      <w:pPr>
-        <w:spacing w:after="40" w:before="120"/>
-      </w:pPr>
       <w:r>
-        <w:rPr>
-          <w:b w:val="0"/>
-          <w:i w:val="0"/>
-          <w:sz w:val="22"/>
-        </w:rPr>
-        <w:t>Question: Which action is required when a nurse identifies a notifiable disease such as suspected cholera or measles?</w:t>
+        <w:t xml:space="preserve">Positive Marks: 1</w:t>
       </w:r>
     </w:p>
     <w:p>
-      <w:pPr>
-        <w:spacing w:after="0" w:before="0"/>
-      </w:pPr>
       <w:r>
-        <w:rPr>
-          <w:b w:val="0"/>
-          <w:i w:val="0"/>
-          <w:sz w:val="22"/>
-        </w:rPr>
-        <w:t>(a) Report the case to the local health authority promptly</w:t>
+        <w:t xml:space="preserve">Negative Marks: 0.25</w:t>
       </w:r>
     </w:p>
     <w:p>
-      <w:pPr>
-        <w:spacing w:after="0" w:before="0"/>
-      </w:pPr>
       <w:r>
-        <w:rPr>
-          <w:b w:val="0"/>
-          <w:i w:val="0"/>
-          <w:sz w:val="22"/>
-        </w:rPr>
-        <w:t>(b) Wait for laboratory confirmation before any report</w:t>
+        <w:t xml:space="preserve"/>
       </w:r>
     </w:p>
     <w:p>
-      <w:pPr>
-        <w:spacing w:after="0" w:before="0"/>
-      </w:pPr>
       <w:r>
-        <w:rPr>
-          <w:b w:val="0"/>
-          <w:i w:val="0"/>
-          <w:sz w:val="22"/>
-        </w:rPr>
-        <w:t>(c) Inform only the client's family</w:t>
+        <w:t xml:space="preserve">Question: A client with a diagnosis of acute kidney injury is prescribed a low-potassium diet. Which food should the client avoid?</w:t>
       </w:r>
     </w:p>
     <w:p>
-      <w:pPr>
-        <w:spacing w:after="0" w:before="0"/>
-      </w:pPr>
       <w:r>
-        <w:rPr>
-          <w:b w:val="0"/>
-          <w:i w:val="0"/>
-          <w:sz w:val="22"/>
-        </w:rPr>
-        <w:t>(d) Record the case only in the hospital register</w:t>
+        <w:t xml:space="preserve">(a) Bananas and oranges</w:t>
       </w:r>
     </w:p>
     <w:p>
-      <w:pPr>
-        <w:spacing w:after="0" w:before="40"/>
-      </w:pPr>
       <w:r>
-        <w:rPr>
-          <w:b/>
-          <w:i w:val="0"/>
-          <w:sz w:val="22"/>
-        </w:rPr>
-        <w:t>Answer: a</w:t>
+        <w:t xml:space="preserve">(b) White rice</w:t>
       </w:r>
     </w:p>
     <w:p>
-      <w:pPr>
-        <w:spacing w:after="0" w:before="0"/>
-      </w:pPr>
       <w:r>
-        <w:rPr>
-          <w:b w:val="0"/>
-          <w:i w:val="0"/>
-          <w:sz w:val="21"/>
-        </w:rPr>
-        <w:t>Solution: Notifiable diseases must be reported promptly to the local public health authority for surveillance and outbreak control. Delaying the report until confirmation can allow further spread.</w:t>
+        <w:t xml:space="preserve">(c) Apples</w:t>
       </w:r>
     </w:p>
     <w:p>
-      <w:pPr>
-        <w:spacing w:after="0" w:before="0"/>
-      </w:pPr>
       <w:r>
-        <w:rPr>
-          <w:b w:val="0"/>
-          <w:i w:val="0"/>
-          <w:sz w:val="20"/>
-        </w:rPr>
-        <w:t>Positive Marks: 1</w:t>
+        <w:t xml:space="preserve">(d) Bread</w:t>
       </w:r>
     </w:p>
     <w:p>
-      <w:pPr>
-        <w:spacing w:after="160" w:before="0"/>
-      </w:pPr>
       <w:r>
-        <w:rPr>
-          <w:b w:val="0"/>
-          <w:i w:val="0"/>
-          <w:sz w:val="20"/>
-        </w:rPr>
-        <w:t>Negative Marks: 0.25</w:t>
+        <w:t xml:space="preserve">Answer: a</w:t>
       </w:r>
     </w:p>
     <w:p>
-      <w:pPr>
-        <w:spacing w:after="40" w:before="120"/>
-      </w:pPr>
       <w:r>
-        <w:rPr>
-          <w:b w:val="0"/>
-          <w:i w:val="0"/>
-          <w:sz w:val="22"/>
-        </w:rPr>
-        <w:t>Question: Red-green color blindness is inherited as which pattern?</w:t>
+        <w:t xml:space="preserve">Solution: Bananas and oranges are high in potassium and are limited in acute kidney injury with hyperkalemia. Rice, apples, and bread are lower-potassium choices.</w:t>
       </w:r>
     </w:p>
     <w:p>
-      <w:pPr>
-        <w:spacing w:after="0" w:before="0"/>
-      </w:pPr>
       <w:r>
-        <w:rPr>
-          <w:b w:val="0"/>
-          <w:i w:val="0"/>
-          <w:sz w:val="22"/>
-        </w:rPr>
-        <w:t>(a) X-linked recessive</w:t>
+        <w:t xml:space="preserve">Positive Marks: 1</w:t>
       </w:r>
     </w:p>
     <w:p>
-      <w:pPr>
-        <w:spacing w:after="0" w:before="0"/>
-      </w:pPr>
       <w:r>
-        <w:rPr>
-          <w:b w:val="0"/>
-          <w:i w:val="0"/>
-          <w:sz w:val="22"/>
-        </w:rPr>
-        <w:t>(b) Autosomal dominant</w:t>
+        <w:t xml:space="preserve">Negative Marks: 0.25</w:t>
       </w:r>
     </w:p>
     <w:p>
-      <w:pPr>
-        <w:spacing w:after="0" w:before="0"/>
-      </w:pPr>
       <w:r>
-        <w:rPr>
-          <w:b w:val="0"/>
-          <w:i w:val="0"/>
-          <w:sz w:val="22"/>
-        </w:rPr>
-        <w:t>(c) Autosomal recessive</w:t>
+        <w:t xml:space="preserve"/>
       </w:r>
     </w:p>
     <w:p>
-      <w:pPr>
-        <w:spacing w:after="0" w:before="0"/>
-      </w:pPr>
       <w:r>
-        <w:rPr>
-          <w:b w:val="0"/>
-          <w:i w:val="0"/>
-          <w:sz w:val="22"/>
-        </w:rPr>
-        <w:t>(d) Y-linked</w:t>
+        <w:t xml:space="preserve">Question: A client is admitted with a diagnosis of sepsis. The nurse should monitor the client's urine output to:</w:t>
       </w:r>
     </w:p>
     <w:p>
-      <w:pPr>
-        <w:spacing w:after="0" w:before="40"/>
-      </w:pPr>
       <w:r>
-        <w:rPr>
-          <w:b/>
-          <w:i w:val="0"/>
-          <w:sz w:val="22"/>
-        </w:rPr>
-        <w:t>Answer: a</w:t>
+        <w:t xml:space="preserve">(a) Assess renal perfusion and response to fluids</w:t>
       </w:r>
     </w:p>
     <w:p>
-      <w:pPr>
-        <w:spacing w:after="0" w:before="0"/>
-      </w:pPr>
       <w:r>
-        <w:rPr>
-          <w:b w:val="0"/>
-          <w:i w:val="0"/>
-          <w:sz w:val="21"/>
-        </w:rPr>
-        <w:t>Solution: Red-green color blindness is an X-linked recessive trait: males (XY) express it with one affected X, while females usually require two affected X chromosomes, so it is far more common in males.</w:t>
+        <w:t xml:space="preserve">(b) Measure dietary intake</w:t>
       </w:r>
     </w:p>
     <w:p>
-      <w:pPr>
-        <w:spacing w:after="0" w:before="0"/>
-      </w:pPr>
       <w:r>
-        <w:rPr>
-          <w:b w:val="0"/>
-          <w:i w:val="0"/>
-          <w:sz w:val="20"/>
-        </w:rPr>
-        <w:t>Positive Marks: 1</w:t>
+        <w:t xml:space="preserve">(c) Check for diabetes</w:t>
       </w:r>
     </w:p>
     <w:p>
-      <w:pPr>
-        <w:spacing w:after="160" w:before="0"/>
-      </w:pPr>
       <w:r>
-        <w:rPr>
-          <w:b w:val="0"/>
-          <w:i w:val="0"/>
-          <w:sz w:val="20"/>
-        </w:rPr>
-        <w:t>Negative Marks: 0.25</w:t>
+        <w:t xml:space="preserve">(d) Evaluate the client's activity level</w:t>
       </w:r>
     </w:p>
     <w:p>
-      <w:pPr>
-        <w:spacing w:after="40" w:before="120"/>
-      </w:pPr>
       <w:r>
-        <w:rPr>
-          <w:b w:val="0"/>
-          <w:i w:val="0"/>
-          <w:sz w:val="22"/>
-        </w:rPr>
-        <w:t>Question: According to Piaget, a 3-year-old child who uses symbols in play but cannot yet perform logical operations is in which stage of cognitive development?</w:t>
+        <w:t xml:space="preserve">Answer: a</w:t>
       </w:r>
     </w:p>
     <w:p>
-      <w:pPr>
-        <w:spacing w:after="0" w:before="0"/>
-      </w:pPr>
       <w:r>
-        <w:rPr>
-          <w:b w:val="0"/>
-          <w:i w:val="0"/>
-          <w:sz w:val="22"/>
-        </w:rPr>
-        <w:t>(a) Preoperational</w:t>
+        <w:t xml:space="preserve">Solution: Urine output reflects renal perfusion and organ perfusion in sepsis; a drop below 30 mL/hour signals worsening perfusion despite fluid resuscitation.</w:t>
       </w:r>
     </w:p>
     <w:p>
-      <w:pPr>
-        <w:spacing w:after="0" w:before="0"/>
-      </w:pPr>
       <w:r>
-        <w:rPr>
-          <w:b w:val="0"/>
-          <w:i w:val="0"/>
-          <w:sz w:val="22"/>
-        </w:rPr>
-        <w:t>(b) Sensorimotor</w:t>
+        <w:t xml:space="preserve">Positive Marks: 1</w:t>
       </w:r>
     </w:p>
     <w:p>
-      <w:pPr>
-        <w:spacing w:after="0" w:before="0"/>
-      </w:pPr>
       <w:r>
-        <w:rPr>
-          <w:b w:val="0"/>
-          <w:i w:val="0"/>
-          <w:sz w:val="22"/>
-        </w:rPr>
-        <w:t>(c) Concrete operational</w:t>
+        <w:t xml:space="preserve">Negative Marks: 0.25</w:t>
       </w:r>
     </w:p>
     <w:p>
-      <w:pPr>
-        <w:spacing w:after="0" w:before="0"/>
-      </w:pPr>
       <w:r>
-        <w:rPr>
-          <w:b w:val="0"/>
-          <w:i w:val="0"/>
-          <w:sz w:val="22"/>
-        </w:rPr>
-        <w:t>(d) Formal operational</w:t>
+        <w:t xml:space="preserve"/>
       </w:r>
     </w:p>
     <w:p>
-      <w:pPr>
-        <w:spacing w:after="0" w:before="40"/>
-      </w:pPr>
       <w:r>
-        <w:rPr>
-          <w:b/>
-          <w:i w:val="0"/>
-          <w:sz w:val="22"/>
-        </w:rPr>
-        <w:t>Answer: a</w:t>
+        <w:t xml:space="preserve">Question: A client with a diagnosis of peptic ulcer disease is prescribed an H2 receptor antagonist. The nurse should teach the client to take this medication:</w:t>
       </w:r>
     </w:p>
     <w:p>
-      <w:pPr>
-        <w:spacing w:after="0" w:before="0"/>
-      </w:pPr>
       <w:r>
-        <w:rPr>
-          <w:b w:val="0"/>
-          <w:i w:val="0"/>
-          <w:sz w:val="21"/>
-        </w:rPr>
-        <w:t>Solution: Piaget's preoperational stage (about 2-7 years) features symbolic play, egocentrism, and pre-logical thinking. Sensorimotor is 0-2 years, concrete operational is 7-11 years, and formal operational begins around 11-12 years.</w:t>
+        <w:t xml:space="preserve">(a) As ordered, often with meals or at bedtime, and report interactions</w:t>
       </w:r>
     </w:p>
     <w:p>
-      <w:pPr>
-        <w:spacing w:after="0" w:before="0"/>
-      </w:pPr>
       <w:r>
-        <w:rPr>
-          <w:b w:val="0"/>
-          <w:i w:val="0"/>
-          <w:sz w:val="20"/>
-        </w:rPr>
-        <w:t>Positive Marks: 1</w:t>
+        <w:t xml:space="preserve">(b) Only during a bleeding episode</w:t>
       </w:r>
     </w:p>
     <w:p>
-      <w:pPr>
-        <w:spacing w:after="160" w:before="0"/>
-      </w:pPr>
       <w:r>
-        <w:rPr>
-          <w:b w:val="0"/>
-          <w:i w:val="0"/>
-          <w:sz w:val="20"/>
-        </w:rPr>
-        <w:t>Negative Marks: 0.25</w:t>
+        <w:t xml:space="preserve">(c) Crushed with food</w:t>
       </w:r>
     </w:p>
     <w:p>
-      <w:pPr>
-        <w:spacing w:after="40" w:before="120"/>
-      </w:pPr>
       <w:r>
-        <w:rPr>
-          <w:b w:val="0"/>
-          <w:i w:val="0"/>
-          <w:sz w:val="22"/>
-        </w:rPr>
-        <w:t>Question: In which type of study does the investigator follow a group of people forward in time to see who develops the outcome?</w:t>
+        <w:t xml:space="preserve">(d) With grapefruit juice</w:t>
       </w:r>
     </w:p>
     <w:p>
-      <w:pPr>
-        <w:spacing w:after="0" w:before="0"/>
-      </w:pPr>
       <w:r>
-        <w:rPr>
-          <w:b w:val="0"/>
-          <w:i w:val="0"/>
-          <w:sz w:val="22"/>
-        </w:rPr>
-        <w:t>(a) Cohort study</w:t>
+        <w:t xml:space="preserve">Answer: a</w:t>
       </w:r>
     </w:p>
     <w:p>
-      <w:pPr>
-        <w:spacing w:after="0" w:before="0"/>
-      </w:pPr>
       <w:r>
-        <w:rPr>
-          <w:b w:val="0"/>
-          <w:i w:val="0"/>
-          <w:sz w:val="22"/>
-        </w:rPr>
-        <w:t>(b) Cross-sectional study</w:t>
+        <w:t xml:space="preserve">Solution: H2 blockers (ranitidine, famotidine) reduce acid secretion and are taken as prescribed. The client reports symptoms and interactions rather than self-adjusting.</w:t>
       </w:r>
     </w:p>
     <w:p>
-      <w:pPr>
-        <w:spacing w:after="0" w:before="0"/>
-      </w:pPr>
       <w:r>
-        <w:rPr>
-          <w:b w:val="0"/>
-          <w:i w:val="0"/>
-          <w:sz w:val="22"/>
-        </w:rPr>
-        <w:t>(c) Case-control study</w:t>
+        <w:t xml:space="preserve">Positive Marks: 1</w:t>
       </w:r>
     </w:p>
     <w:p>
-      <w:pPr>
-        <w:spacing w:after="0" w:before="0"/>
-      </w:pPr>
       <w:r>
-        <w:rPr>
-          <w:b w:val="0"/>
-          <w:i w:val="0"/>
-          <w:sz w:val="22"/>
-        </w:rPr>
-        <w:t>(d) Case series</w:t>
+        <w:t xml:space="preserve">Negative Marks: 0.25</w:t>
       </w:r>
     </w:p>
     <w:p>
-      <w:pPr>
-        <w:spacing w:after="0" w:before="40"/>
-      </w:pPr>
       <w:r>
-        <w:rPr>
-          <w:b/>
-          <w:i w:val="0"/>
-          <w:sz w:val="22"/>
-        </w:rPr>
-        <w:t>Answer: a</w:t>
+        <w:t xml:space="preserve"/>
       </w:r>
     </w:p>
     <w:p>
-      <w:pPr>
-        <w:spacing w:after="0" w:before="0"/>
-      </w:pPr>
       <w:r>
-        <w:rPr>
-          <w:b w:val="0"/>
-          <w:i w:val="0"/>
-          <w:sz w:val="21"/>
-        </w:rPr>
-        <w:t>Solution: A cohort study follows subjects forward in time from exposure to outcome (prospective). Case-control studies look backward from outcome to exposure; cross-sectional studies measure exposure and outcome at one point.</w:t>
+        <w:t xml:space="preserve">Question: A nurse is caring for a client with a diagnosis of Guillain-Barré syndrome. Which assessment is most important?</w:t>
       </w:r>
     </w:p>
     <w:p>
-      <w:pPr>
-        <w:spacing w:after="0" w:before="0"/>
-      </w:pPr>
       <w:r>
-        <w:rPr>
-          <w:b w:val="0"/>
-          <w:i w:val="0"/>
-          <w:sz w:val="20"/>
-        </w:rPr>
-        <w:t>Positive Marks: 1</w:t>
+        <w:t xml:space="preserve">(a) Vital capacity and respiratory status</w:t>
       </w:r>
     </w:p>
     <w:p>
-      <w:pPr>
-        <w:spacing w:after="160" w:before="0"/>
-      </w:pPr>
       <w:r>
-        <w:rPr>
-          <w:b w:val="0"/>
-          <w:i w:val="0"/>
-          <w:sz w:val="20"/>
-        </w:rPr>
-        <w:t>Negative Marks: 0.25</w:t>
+        <w:t xml:space="preserve">(b) Bowel sounds</w:t>
       </w:r>
     </w:p>
     <w:p>
-      <w:pPr>
-        <w:spacing w:after="40" w:before="120"/>
-      </w:pPr>
       <w:r>
-        <w:rPr>
-          <w:b w:val="0"/>
-          <w:i w:val="0"/>
-          <w:sz w:val="22"/>
-        </w:rPr>
-        <w:t>Question: Before starting a teaching session, the nurse educator assesses the learners' existing knowledge, literacy, and motivation. This step is known as:</w:t>
+        <w:t xml:space="preserve">(c) Skin turgor</w:t>
       </w:r>
     </w:p>
     <w:p>
-      <w:pPr>
-        <w:spacing w:after="0" w:before="0"/>
-      </w:pPr>
       <w:r>
-        <w:rPr>
-          <w:b w:val="0"/>
-          <w:i w:val="0"/>
-          <w:sz w:val="22"/>
-        </w:rPr>
-        <w:t>(a) Assessing learning readiness and needs</w:t>
+        <w:t xml:space="preserve">(d) Pupil reaction only</w:t>
       </w:r>
     </w:p>
     <w:p>
-      <w:pPr>
-        <w:spacing w:after="0" w:before="0"/>
-      </w:pPr>
       <w:r>
-        <w:rPr>
-          <w:b w:val="0"/>
-          <w:i w:val="0"/>
-          <w:sz w:val="22"/>
-        </w:rPr>
-        <w:t>(b) Summative evaluation</w:t>
+        <w:t xml:space="preserve">Answer: a</w:t>
       </w:r>
     </w:p>
     <w:p>
-      <w:pPr>
-        <w:spacing w:after="0" w:before="0"/>
-      </w:pPr>
       <w:r>
-        <w:rPr>
-          <w:b w:val="0"/>
-          <w:i w:val="0"/>
-          <w:sz w:val="22"/>
-        </w:rPr>
-        <w:t>(c) Curriculum planning only</w:t>
+        <w:t xml:space="preserve">Solution: Guillain-Barré causes ascending paralysis that can involve respiratory muscles; vital capacity and respiratory effort are monitored closely for impending respiratory failure.</w:t>
       </w:r>
     </w:p>
     <w:p>
-      <w:pPr>
-        <w:spacing w:after="0" w:before="0"/>
-      </w:pPr>
       <w:r>
-        <w:rPr>
-          <w:b w:val="0"/>
-          <w:i w:val="0"/>
-          <w:sz w:val="22"/>
-        </w:rPr>
-        <w:t>(d) Peer review</w:t>
+        <w:t xml:space="preserve">Positive Marks: 1</w:t>
       </w:r>
     </w:p>
     <w:p>
-      <w:pPr>
-        <w:spacing w:after="0" w:before="40"/>
-      </w:pPr>
       <w:r>
-        <w:rPr>
-          <w:b/>
-          <w:i w:val="0"/>
-          <w:sz w:val="22"/>
-        </w:rPr>
-        <w:t>Answer: a</w:t>
+        <w:t xml:space="preserve">Negative Marks: 0.25</w:t>
       </w:r>
     </w:p>
     <w:p>
-      <w:pPr>
-        <w:spacing w:after="0" w:before="0"/>
-      </w:pPr>
       <w:r>
-        <w:rPr>
-          <w:b w:val="0"/>
-          <w:i w:val="0"/>
-          <w:sz w:val="21"/>
-        </w:rPr>
-        <w:t>Solution: Assessing readiness (prior knowledge, literacy, motivation, and learning needs) is the essential first step of the teaching-learning process; it shapes objectives, content, and methods. Evaluation comes after teaching.</w:t>
+        <w:t xml:space="preserve"/>
       </w:r>
     </w:p>
     <w:p>
-      <w:pPr>
-        <w:spacing w:after="0" w:before="0"/>
-      </w:pPr>
       <w:r>
-        <w:rPr>
-          <w:b w:val="0"/>
-          <w:i w:val="0"/>
-          <w:sz w:val="20"/>
-        </w:rPr>
-        <w:t>Positive Marks: 1</w:t>
+        <w:t xml:space="preserve">Question: A client with a diagnosis of chronic obstructive pulmonary disease is prescribed home oxygen at 2 L/min. The nurse should teach the client that the oxygen flow should:</w:t>
       </w:r>
     </w:p>
     <w:p>
-      <w:pPr>
-        <w:spacing w:after="160" w:before="0"/>
-      </w:pPr>
       <w:r>
-        <w:rPr>
-          <w:b w:val="0"/>
-          <w:i w:val="0"/>
-          <w:sz w:val="20"/>
-        </w:rPr>
-        <w:t>Negative Marks: 0.25</w:t>
+        <w:t xml:space="preserve">(a) Not be increased without medical direction</w:t>
       </w:r>
     </w:p>
     <w:p>
-      <w:pPr>
-        <w:spacing w:after="40" w:before="120"/>
-      </w:pPr>
       <w:r>
-        <w:rPr>
-          <w:b w:val="0"/>
-          <w:i w:val="0"/>
-          <w:sz w:val="22"/>
-        </w:rPr>
-        <w:t>Question: Which nursing action is most important to protect client confidentiality when using an electronic health record (EHR)?</w:t>
+        <w:t xml:space="preserve">(b) Be increased during activity</w:t>
       </w:r>
     </w:p>
     <w:p>
-      <w:pPr>
-        <w:spacing w:after="0" w:before="0"/>
-      </w:pPr>
       <w:r>
-        <w:rPr>
-          <w:b w:val="0"/>
-          <w:i w:val="0"/>
-          <w:sz w:val="22"/>
-        </w:rPr>
-        <w:t>(a) Log off or lock the workstation whenever leaving it and never share passwords</w:t>
+        <w:t xml:space="preserve">(c) Be set to 6 L/min at night</w:t>
       </w:r>
     </w:p>
     <w:p>
-      <w:pPr>
-        <w:spacing w:after="0" w:before="0"/>
-      </w:pPr>
       <w:r>
-        <w:rPr>
-          <w:b w:val="0"/>
-          <w:i w:val="0"/>
-          <w:sz w:val="22"/>
-        </w:rPr>
-        <w:t>(b) Share the password with the ward clerk for coverage</w:t>
+        <w:t xml:space="preserve">(d) Be turned off when shortness of breath occurs</w:t>
       </w:r>
     </w:p>
     <w:p>
-      <w:pPr>
-        <w:spacing w:after="0" w:before="0"/>
-      </w:pPr>
       <w:r>
-        <w:rPr>
-          <w:b w:val="0"/>
-          <w:i w:val="0"/>
-          <w:sz w:val="22"/>
-        </w:rPr>
-        <w:t>(c) Leave the client's record open on the screen for the next shift</w:t>
+        <w:t xml:space="preserve">Answer: a</w:t>
       </w:r>
     </w:p>
     <w:p>
-      <w:pPr>
-        <w:spacing w:after="0" w:before="0"/>
-      </w:pPr>
       <w:r>
-        <w:rPr>
-          <w:b w:val="0"/>
-          <w:i w:val="0"/>
-          <w:sz w:val="22"/>
-        </w:rPr>
-        <w:t>(d) Print records and leave them at the nurses' station</w:t>
+        <w:t xml:space="preserve">Solution: COPD clients are at risk of respiratory depression from high oxygen; the prescribed low flow is maintained and adjusted only by the physician or per the plan.</w:t>
       </w:r>
     </w:p>
     <w:p>
-      <w:pPr>
-        <w:spacing w:after="0" w:before="40"/>
-      </w:pPr>
       <w:r>
-        <w:rPr>
-          <w:b/>
-          <w:i w:val="0"/>
-          <w:sz w:val="22"/>
-        </w:rPr>
-        <w:t>Answer: a</w:t>
+        <w:t xml:space="preserve">Positive Marks: 1</w:t>
       </w:r>
     </w:p>
     <w:p>
-      <w:pPr>
-        <w:spacing w:after="0" w:before="0"/>
-      </w:pPr>
       <w:r>
-        <w:rPr>
-          <w:b w:val="0"/>
-          <w:i w:val="0"/>
-          <w:sz w:val="21"/>
-        </w:rPr>
-        <w:t>Solution: Protecting EHR confidentiality requires individual passwords, locking/logging off unattended terminals, and not sharing credentials. Leaving screens or printed records accessible violates confidentiality.</w:t>
+        <w:t xml:space="preserve">Negative Marks: 0.25</w:t>
       </w:r>
     </w:p>
     <w:p>
-      <w:pPr>
-        <w:spacing w:after="0" w:before="0"/>
-      </w:pPr>
       <w:r>
-        <w:rPr>
-          <w:b w:val="0"/>
-          <w:i w:val="0"/>
-          <w:sz w:val="20"/>
-        </w:rPr>
-        <w:t>Positive Marks: 1</w:t>
+        <w:t xml:space="preserve"/>
       </w:r>
     </w:p>
     <w:p>
-      <w:pPr>
-        <w:spacing w:after="160" w:before="0"/>
-      </w:pPr>
       <w:r>
-        <w:rPr>
-          <w:b w:val="0"/>
-          <w:i w:val="0"/>
-          <w:sz w:val="20"/>
-        </w:rPr>
-        <w:t>Negative Marks: 0.25</w:t>
+        <w:t xml:space="preserve">Question: A client is prescribed a blood transfusion of packed red cells. Which client would require the transfusion to be given slowly with special monitoring?</w:t>
+      </w:r>
+    </w:p>
+    <w:p>
+      <w:r>
+        <w:t xml:space="preserve">(a) A client with heart failure (fluid overload risk)</w:t>
+      </w:r>
+    </w:p>
+    <w:p>
+      <w:r>
+        <w:t xml:space="preserve">(b) A healthy young adult</w:t>
+      </w:r>
+    </w:p>
+    <w:p>
+      <w:r>
+        <w:t xml:space="preserve">(c) A client with a normal blood volume</w:t>
+      </w:r>
+    </w:p>
+    <w:p>
+      <w:r>
+        <w:t xml:space="preserve">(d) An athlete</w:t>
+      </w:r>
+    </w:p>
+    <w:p>
+      <w:r>
+        <w:t xml:space="preserve">Answer: a</w:t>
+      </w:r>
+    </w:p>
+    <w:p>
+      <w:r>
+        <w:t xml:space="preserve">Solution: Clients with heart failure are at risk of circulatory overload during transfusion; it is given slowly, often with diuretics, and monitored for dyspnea and crackles.</w:t>
+      </w:r>
+    </w:p>
+    <w:p>
+      <w:r>
+        <w:t xml:space="preserve">Positive Marks: 1</w:t>
+      </w:r>
+    </w:p>
+    <w:p>
+      <w:r>
+        <w:t xml:space="preserve">Negative Marks: 0.25</w:t>
+      </w:r>
+    </w:p>
+    <w:p>
+      <w:r>
+        <w:t xml:space="preserve"/>
+      </w:r>
+    </w:p>
+    <w:p>
+      <w:r>
+        <w:t xml:space="preserve">Question: A nurse is assessing a client with a diagnosis of acute pancreatitis and notes Grey Turner's sign (ecchymosis of the flank). This finding indicates:</w:t>
+      </w:r>
+    </w:p>
+    <w:p>
+      <w:r>
+        <w:t xml:space="preserve">(a) Retroperitoneal hemorrhage — a severe form of the disease</w:t>
+      </w:r>
+    </w:p>
+    <w:p>
+      <w:r>
+        <w:t xml:space="preserve">(b) Mild disease</w:t>
+      </w:r>
+    </w:p>
+    <w:p>
+      <w:r>
+        <w:t xml:space="preserve">(c) Normal skin pigmentation</w:t>
+      </w:r>
+    </w:p>
+    <w:p>
+      <w:r>
+        <w:t xml:space="preserve">(d) An allergic reaction</w:t>
+      </w:r>
+    </w:p>
+    <w:p>
+      <w:r>
+        <w:t xml:space="preserve">Answer: a</w:t>
+      </w:r>
+    </w:p>
+    <w:p>
+      <w:r>
+        <w:t xml:space="preserve">Solution: Grey Turner's sign (flank bruising) and Cullen's sign (periumbilical bruising) indicate retroperitoneal hemorrhage in severe (hemorrhagic) pancreatitis.</w:t>
+      </w:r>
+    </w:p>
+    <w:p>
+      <w:r>
+        <w:t xml:space="preserve">Positive Marks: 1</w:t>
+      </w:r>
+    </w:p>
+    <w:p>
+      <w:r>
+        <w:t xml:space="preserve">Negative Marks: 0.25</w:t>
       </w:r>
     </w:p>
     <w:sectPr>
       <w:pgSz w:w="12240" w:h="15840"/>
-      <w:pgMar w:top="864" w:right="1008" w:bottom="864" w:left="1008" w:header="720" w:footer="720" w:gutter="0"/>
+      <w:pgMar w:top="1440" w:right="1800" w:bottom="1440" w:left="1800" w:header="720" w:footer="720" w:gutter="0"/>
       <w:cols w:space="720"/>
       <w:docGrid w:linePitch="360"/>
     </w:sectPr>
@@ -2715,10 +1365,6 @@
     <w:name w:val="Normal"/>
     <w:qFormat/>
     <w:rsid w:val="00FC693F"/>
-    <w:rPr>
-      <w:rFonts w:ascii="Calibri" w:hAnsi="Calibri"/>
-      <w:sz w:val="22"/>
-    </w:rPr>
   </w:style>
   <w:style w:type="paragraph" w:styleId="Header">
     <w:name w:val="header"/>
